--- a/Toan-bo-chuc-nang-va-luong-nghiep-vu.docx
+++ b/Toan-bo-chuc-nang-va-luong-nghiep-vu.docx
@@ -9224,9 +9224,152 @@
         <w:t xml:space="preserve">Ai:</w:t>
       </w:r>
       <w:r>
-        <w:t xml:space="preserve"> ADMIN, WAREHOUSE (kho thôn báo cho thôn mình), RESCUE · 🖥️ *Điều phối cứu hộ* · 📱 tab *Báo cáo*</w:t>
+        <w:t xml:space="preserve"> ADMIN, WAREHOUSE (kho thôn báo cho thôn mình), RESCUE </w:t>
+      </w:r>
+      <w:r>
+        <w:rPr>
+          <w:b/>
+        </w:rPr>
+        <w:t xml:space="preserve">Ở đâu:</w:t>
+      </w:r>
+      <w:r>
+        <w:t xml:space="preserve"> 📱 tab *Báo cáo* — cho cả ba vai · 🖥️ *Điều phối cứu hộ* — </w:t>
+      </w:r>
+      <w:r>
+        <w:rPr>
+          <w:b/>
+        </w:rPr>
+        <w:t xml:space="preserve">chỉ ADMIN</w:t>
       </w:r>
     </w:p>
+    <w:tbl>
+      <w:tblPr>
+        <w:tblW w:w="9354" w:type="dxa"/>
+        <w:tblLayout w:type="fixed"/>
+      </w:tblPr>
+      <w:tblGrid>
+        <w:gridCol w:w="9354"/>
+      </w:tblGrid>
+      <w:tr>
+        <w:trPr>
+          <w:cantSplit/>
+        </w:trPr>
+        <w:tc>
+          <w:tcPr>
+            <w:tcW w:w="9354" w:type="dxa"/>
+            <w:shd w:val="clear" w:fill="FBF7E8"/>
+            <w:tcBorders>
+              <w:left w:val="single" w:sz="18" w:space="0" w:color="C99A2E"/>
+              <w:top w:val="single" w:sz="4" w:space="0" w:color="D8DDE2"/>
+              <w:bottom w:val="single" w:sz="4" w:space="0" w:color="D8DDE2"/>
+              <w:right w:val="single" w:sz="4" w:space="0" w:color="D8DDE2"/>
+            </w:tcBorders>
+            <w:tcMar>
+              <w:top w:w="90" w:type="dxa"/>
+              <w:left w:w="140" w:type="dxa"/>
+              <w:bottom w:w="90" w:type="dxa"/>
+              <w:right w:w="140" w:type="dxa"/>
+            </w:tcMar>
+          </w:tcPr>
+          <w:p>
+            <w:pPr>
+              <w:spacing w:before="0" w:after="0"/>
+              <w:jc w:val="both"/>
+            </w:pPr>
+            <w:r>
+              <w:rPr>
+                <w:sz w:val="22"/>
+                <w:szCs w:val="22"/>
+              </w:rPr>
+              <w:t xml:space="preserve">Trên web, tab *Điều phối cứu hộ* lọc theo quyền </w:t>
+            </w:r>
+            <w:r>
+              <w:rPr>
+                <w:rFonts w:ascii="Consolas" w:hAnsi="Consolas"/>
+                <w:color w:val="8A2A2A"/>
+                <w:sz w:val="19"/>
+                <w:szCs w:val="19"/>
+                <w:shd w:val="clear" w:fill="F0F2F4"/>
+              </w:rPr>
+              <w:t xml:space="preserve">mission:create</w:t>
+            </w:r>
+            <w:r>
+              <w:rPr>
+                <w:sz w:val="22"/>
+                <w:szCs w:val="22"/>
+              </w:rPr>
+              <w:t xml:space="preserve"> chứ không phải </w:t>
+            </w:r>
+            <w:r>
+              <w:rPr>
+                <w:rFonts w:ascii="Consolas" w:hAnsi="Consolas"/>
+                <w:color w:val="8A2A2A"/>
+                <w:sz w:val="19"/>
+                <w:szCs w:val="19"/>
+                <w:shd w:val="clear" w:fill="F0F2F4"/>
+              </w:rPr>
+              <w:t xml:space="preserve">mission:view</w:t>
+            </w:r>
+            <w:r>
+              <w:rPr>
+                <w:sz w:val="22"/>
+                <w:szCs w:val="22"/>
+              </w:rPr>
+              <w:t xml:space="preserve">. Trang đó chỉ chứa form khai tình huống, mà form ấy chỉ dựng cho người lập được phương án. Vai kho có </w:t>
+            </w:r>
+            <w:r>
+              <w:rPr>
+                <w:rFonts w:ascii="Consolas" w:hAnsi="Consolas"/>
+                <w:color w:val="8A2A2A"/>
+                <w:sz w:val="19"/>
+                <w:szCs w:val="19"/>
+                <w:shd w:val="clear" w:fill="F0F2F4"/>
+              </w:rPr>
+              <w:t xml:space="preserve">mission:view</w:t>
+            </w:r>
+            <w:r>
+              <w:rPr>
+                <w:sz w:val="22"/>
+                <w:szCs w:val="22"/>
+              </w:rPr>
+              <w:t xml:space="preserve"> nên trước đây vẫn thấy tab, bấm vào lại ra một trang trắng chỉ có tiêu đề — tệ hơn hẳn việc không có tab. Quyền gọi API </w:t>
+            </w:r>
+            <w:r>
+              <w:rPr>
+                <w:rFonts w:ascii="Consolas" w:hAnsi="Consolas"/>
+                <w:color w:val="8A2A2A"/>
+                <w:sz w:val="19"/>
+                <w:szCs w:val="19"/>
+                <w:shd w:val="clear" w:fill="F0F2F4"/>
+              </w:rPr>
+              <w:t xml:space="preserve">incident:report_submit</w:t>
+            </w:r>
+            <w:r>
+              <w:rPr>
+                <w:sz w:val="22"/>
+                <w:szCs w:val="22"/>
+              </w:rPr>
+              <w:t xml:space="preserve"> thì </w:t>
+            </w:r>
+            <w:r>
+              <w:rPr>
+                <w:b/>
+                <w:sz w:val="22"/>
+                <w:szCs w:val="22"/>
+              </w:rPr>
+              <w:t xml:space="preserve">cả ba vai vẫn có</w:t>
+            </w:r>
+            <w:r>
+              <w:rPr>
+                <w:sz w:val="22"/>
+                <w:szCs w:val="22"/>
+              </w:rPr>
+              <w:t xml:space="preserve">: kho thôn và lực lượng hiện trường báo tình huống từ điện thoại.</w:t>
+            </w:r>
+          </w:p>
+        </w:tc>
+      </w:tr>
+    </w:tbl>
     <w:p>
       <w:pPr>
         <w:spacing w:before="0" w:after="120"/>
